--- a/pic/EasyWiz2_操作マニュアル.docx
+++ b/pic/EasyWiz2_操作マニュアル.docx
@@ -388,14 +388,7 @@
           </w:tcPr>
           <w:p>
             <w:r>
-              <w:rPr>
-                <w:rFonts w:ascii="Yu Gothic" w:hAnsi="Yu Gothic" w:eastAsia="Yu Gothic"/>
-                <w:b w:val="0"/>
-                <w:i w:val="0"/>
-                <w:color w:val="202124"/>
-                <w:sz w:val="20"/>
-              </w:rPr>
-              <w:t>E-Post Mail Control、E-Post Account Manager（Manager.exe）</w:t>
+              <w:t>E-Post Mail Control、E-Post Account Manager（Manager.exe）、E-Post OAuth Manager（EPostOAuthManager.exe、SMTP先進認証を使用する場合）</w:t>
             </w:r>
           </w:p>
         </w:tc>
@@ -442,14 +435,7 @@
           </w:tcPr>
           <w:p>
             <w:r>
-              <w:rPr>
-                <w:rFonts w:ascii="Yu Gothic" w:hAnsi="Yu Gothic" w:eastAsia="Yu Gothic"/>
-                <w:b w:val="0"/>
-                <w:i w:val="0"/>
-                <w:color w:val="202124"/>
-                <w:sz w:val="20"/>
-              </w:rPr>
-              <w:t>2026年8月28日</w:t>
+              <w:t>2026年9月9日</w:t>
             </w:r>
           </w:p>
         </w:tc>
@@ -477,9 +463,7 @@
       </w:r>
     </w:p>
     <w:p>
-      <w:r>
-        <w:br w:type="page"/>
-      </w:r>
+      <w:r/>
     </w:p>
     <w:p>
       <w:pPr>
@@ -859,6 +843,28 @@
                 <w:sz w:val="20"/>
               </w:rPr>
               <w:t>SMTP Receiver、SMTP Delivery、POP3、IMAP4、および管理ツールが導入済みであることを確認します。</w:t>
+            </w:r>
+          </w:p>
+        </w:tc>
+      </w:tr>
+      <w:tr>
+        <w:tc>
+          <w:tcPr>
+            <w:tcW w:type="dxa" w:w="2700"/>
+          </w:tcPr>
+          <w:p>
+            <w:r>
+              <w:t>EPostOAuthManager.exe</w:t>
+            </w:r>
+          </w:p>
+        </w:tc>
+        <w:tc>
+          <w:tcPr>
+            <w:tcW w:type="dxa" w:w="6660"/>
+          </w:tcPr>
+          <w:p>
+            <w:r>
+              <w:t>Microsoft 365のSMTP先進認証（OAuth 2.0）を設定する場合だけ、EasyWiz2.exeと同じフォルダに配置します。存在しない構成では、先進認証の質問や関連する結果表示を行わず、通常のSMTP設定として終了します。</w:t>
             </w:r>
           </w:p>
         </w:tc>
@@ -1610,14 +1616,7 @@
           </w:tcPr>
           <w:p>
             <w:r>
-              <w:rPr>
-                <w:rFonts w:ascii="Yu Gothic" w:hAnsi="Yu Gothic" w:eastAsia="Yu Gothic"/>
-                <w:b w:val="0"/>
-                <w:i w:val="0"/>
-                <w:color w:val="202124"/>
-                <w:sz w:val="20"/>
-              </w:rPr>
-              <w:t>SMTPサーバはSMTP受信・配送、メールサーバはSMTP受信・配送に加えてPOP3・IMAP4を再起動します。</w:t>
+              <w:t>必要なE-Postサービスの開始状態を確認します。SMTPサーバーではepstrsとepstds、メールサーバーでは加えてepstpop3sとepstimap4sが対象です。停止中の場合は、E-Post Mail Controlの［サービス制御］タブから開始するよう案内します。</w:t>
             </w:r>
           </w:p>
         </w:tc>
@@ -2309,14 +2308,7 @@
     <w:p>
       <w:pPr/>
       <w:r>
-        <w:rPr>
-          <w:rFonts w:ascii="Yu Gothic" w:hAnsi="Yu Gothic" w:eastAsia="Yu Gothic"/>
-          <w:b w:val="0"/>
-          <w:i w:val="0"/>
-          <w:color w:val="202124"/>
-          <w:sz w:val="22"/>
-        </w:rPr>
-        <w:t>管理するドメインと、接続先として使用するローカルIPv4アドレスを設定します。</w:t>
+        <w:t>管理するドメインと、接続先として使用するローカルIPv4アドレスを設定します。画面で入力・変更した値が既定値より優先され、その後の管理者アドレス、ドメイン設定、テストメール、SMTP先進認証へ引き継がれます。</w:t>
       </w:r>
     </w:p>
     <w:tbl>
@@ -2430,14 +2422,7 @@
           </w:tcPr>
           <w:p>
             <w:r>
-              <w:rPr>
-                <w:rFonts w:ascii="Yu Gothic" w:hAnsi="Yu Gothic" w:eastAsia="Yu Gothic"/>
-                <w:b w:val="0"/>
-                <w:i w:val="0"/>
-                <w:color w:val="202124"/>
-                <w:sz w:val="20"/>
-              </w:rPr>
-              <w:t>Soft Account／Windows Serverローカル連携では test-sample.home.local が初期入力されます。AD連携では、選択した既存ADユーザーのUPNサフィックス（例：ad-multi.jp）が自動入力されます。実運用では組織の管理ドメインを確認してください。</w:t>
+              <w:t>Soft Account／Windows Serverローカル連携では test-sample.home.local が初期入力されます。AD連携では、参加中ドメインまたは選択したAD情報から候補が入力されます。実運用の管理ドメインを入力した場合は、その入力値を以後の設定に使用します。</w:t>
             </w:r>
           </w:p>
         </w:tc>
@@ -2484,14 +2469,7 @@
           </w:tcPr>
           <w:p>
             <w:r>
-              <w:rPr>
-                <w:rFonts w:ascii="Yu Gothic" w:hAnsi="Yu Gothic" w:eastAsia="Yu Gothic"/>
-                <w:b w:val="0"/>
-                <w:i w:val="0"/>
-                <w:color w:val="202124"/>
-                <w:sz w:val="20"/>
-              </w:rPr>
-              <w:t>対象PCのIPv4アドレスが自動入力されます。意図したNICのアドレスか確認してください。</w:t>
+              <w:t>対象PCのIPv4アドレスが自動入力されます。通常のIPv4を169.254.x.xより優先します。クラスタや複数NICの環境では、実際にSMTP接続へ使用するアドレスへ変更してください。入力した値が自動検出値より優先されます。</w:t>
             </w:r>
           </w:p>
         </w:tc>
@@ -2635,14 +2613,7 @@
     <w:p>
       <w:pPr/>
       <w:r>
-        <w:rPr>
-          <w:rFonts w:ascii="Yu Gothic" w:hAnsi="Yu Gothic" w:eastAsia="Yu Gothic"/>
-          <w:b w:val="0"/>
-          <w:i w:val="0"/>
-          <w:color w:val="202124"/>
-          <w:sz w:val="22"/>
-        </w:rPr>
-        <w:t>管理者として使用するメールアドレスを設定します。</w:t>
+        <w:t>管理者として使用するメールアドレスを設定します。ステップ3で入力したドメイン名を使い、administrator@ドメイン名の形式で自動更新されます。ここで手入力したアドレスは、ステップ3へ戻って再度進んでも自動上書きされません。</w:t>
       </w:r>
     </w:p>
     <w:tbl>
@@ -2732,14 +2703,7 @@
           </w:tcPr>
           <w:p>
             <w:r>
-              <w:rPr>
-                <w:rFonts w:ascii="Yu Gothic" w:hAnsi="Yu Gothic" w:eastAsia="Yu Gothic"/>
-                <w:b/>
-                <w:i w:val="0"/>
-                <w:color w:val="17365D"/>
-                <w:sz w:val="20"/>
-              </w:rPr>
-              <w:t>初期値</w:t>
+              <w:t>自動入力</w:t>
             </w:r>
           </w:p>
         </w:tc>
@@ -2756,14 +2720,7 @@
           </w:tcPr>
           <w:p>
             <w:r>
-              <w:rPr>
-                <w:rFonts w:ascii="Yu Gothic" w:hAnsi="Yu Gothic" w:eastAsia="Yu Gothic"/>
-                <w:b w:val="0"/>
-                <w:i w:val="0"/>
-                <w:color w:val="202124"/>
-                <w:sz w:val="20"/>
-              </w:rPr>
-              <w:t>administrator@test-sample.home.local が入力されます。これはPostMaster・連絡先用の管理者アドレスです。</w:t>
+              <w:t>ステップ3のドメイン名から administrator@ドメイン名 を作成します。例：smtp-test.jp を入力した場合は administrator@smtp-test.jp です。</w:t>
             </w:r>
           </w:p>
         </w:tc>
@@ -3927,14 +3884,7 @@
     <w:p>
       <w:pPr/>
       <w:r>
-        <w:rPr>
-          <w:rFonts w:ascii="Yu Gothic" w:hAnsi="Yu Gothic" w:eastAsia="Yu Gothic"/>
-          <w:b w:val="0"/>
-          <w:i w:val="0"/>
-          <w:color w:val="202124"/>
-          <w:sz w:val="22"/>
-        </w:rPr>
-        <w:t>［完了］後は進捗画面が表示されます。設定反映、サービス再起動、疎通確認、テストメール送信の順に処理されます。時間がかかる場合も、進捗表示が更新されるまでお待ちください。</w:t>
+        <w:t>［完了］後は進捗画面が表示されます。設定反映、サービス確認・再起動、疎通確認、テストメール送信の順に処理されます。SMTP応答待ちは最大60秒を目安に進捗文を更新するため、処理中は画面を閉じずにお待ちください。</w:t>
       </w:r>
     </w:p>
     <w:p>
@@ -5585,9 +5535,7 @@
       </w:pPr>
     </w:p>
     <w:p>
-      <w:r>
-        <w:br w:type="page"/>
-      </w:r>
+      <w:r/>
     </w:p>
     <w:p>
       <w:pPr>
@@ -5624,14 +5572,7 @@
     <w:p>
       <w:pPr/>
       <w:r>
-        <w:rPr>
-          <w:rFonts w:ascii="Yu Gothic" w:hAnsi="Yu Gothic" w:eastAsia="Yu Gothic"/>
-          <w:b w:val="0"/>
-          <w:i w:val="0"/>
-          <w:color w:val="202124"/>
-          <w:sz w:val="22"/>
-        </w:rPr>
-        <w:t>Soft Accountではランダムテストアカウントの登録後、Windows Serverローカル連携では選択ユーザーをドメイン同名グループへ追加した後に送信します。AD連携では、既存AD資格情報とメールグループ所属を確認し、既存ADメールアドレスへの自己送受信を行います。</w:t>
+        <w:t>Soft Accountでは、ランダムなテストアカウントをManagerへインポートして登録した後に送信します。Windows Serverローカル連携では、選択した既存ユーザーをドメイン同名グループへ追加した後に送信します。AD連携では、既存AD資格情報とメールグループ所属を確認し、既存ADメールアドレスへ自己送受信します。いずれも登録・確認したテストアカウントを送信元と宛先に使用します。</w:t>
       </w:r>
     </w:p>
     <w:p>
@@ -5869,14 +5810,7 @@
           </w:tcPr>
           <w:p>
             <w:r>
-              <w:rPr>
-                <w:rFonts w:ascii="Yu Gothic" w:hAnsi="Yu Gothic" w:eastAsia="Yu Gothic"/>
-                <w:b w:val="0"/>
-                <w:i w:val="0"/>
-                <w:color w:val="202124"/>
-                <w:sz w:val="20"/>
-              </w:rPr>
-              <w:t>SMTPでテストメールを送信します。AD連携では既存ADメールアドレスを送信元・宛先にしたローカル自己送受信とし、SMTP AUTHは使用しません。正しいDate、MIME、テストアカウント、実行日時を含む通常形式のメールを生成します。</w:t>
+              <w:t>登録または確認したテストアカウントを、SMTPエンベロープの送信元（MAIL FROM）と宛先（RCPT TO）、メール本文のFromとToに使用して自己送受信します。空Return-Pathへは切り替えません。送信元が未登録などの理由で拒否された場合は［要確認］としてSMTP応答を表示します。</w:t>
             </w:r>
           </w:p>
         </w:tc>
@@ -5923,14 +5857,7 @@
           </w:tcPr>
           <w:p>
             <w:r>
-              <w:rPr>
-                <w:rFonts w:ascii="Yu Gothic" w:hAnsi="Yu Gothic" w:eastAsia="Yu Gothic"/>
-                <w:b w:val="0"/>
-                <w:i w:val="0"/>
-                <w:color w:val="202124"/>
-                <w:sz w:val="20"/>
-              </w:rPr>
-              <w:t>この実行で設定したメール用作業フォルダを基準に、実際のアカウント受信フォルダを確認してエクスプローラーで表示します。ローカル、共有、クラスタードライブに対応します。</w:t>
+              <w:t>ローカルテストメールが正常に受け付けられた場合だけ、実際のアカウント受信フォルダを確認し、証跡へ保存先を記録してエクスプローラーで開きます。ローカル、共有、クラスタードライブに対応し、SMTP先進認証を続けて実施した場合も表示します。</w:t>
             </w:r>
           </w:p>
         </w:tc>
@@ -6235,32 +6162,8 @@
             <w:shd w:fill="FFF4CE"/>
           </w:tcPr>
           <w:p>
-            <w:pPr>
-              <w:spacing w:after="60"/>
-            </w:pPr>
             <w:r>
-              <w:rPr>
-                <w:rFonts w:ascii="Yu Gothic" w:hAnsi="Yu Gothic" w:eastAsia="Yu Gothic"/>
-                <w:b/>
-                <w:i w:val="0"/>
-                <w:color w:val="9C6500"/>
-                <w:sz w:val="21"/>
-              </w:rPr>
-              <w:t>メール受け付け後、アカウントフォルダの作成を最大30秒待ちます。この実行で設定したメール用作業フォルダを最優先し、共有／クラスタ設定、64bit設定の順に確認します。アカウントフォルダが見つからない場合のみ、ドメインまたはinboxの基点を表示します。</w:t>
-            </w:r>
-          </w:p>
-          <w:p>
-            <w:pPr>
-              <w:spacing w:after="0"/>
-            </w:pPr>
-            <w:r>
-              <w:rPr>
-                <w:rFonts w:ascii="Yu Gothic" w:hAnsi="Yu Gothic" w:eastAsia="Yu Gothic"/>
-                <w:b w:val="0"/>
-                <w:i w:val="0"/>
-                <w:color w:val="202124"/>
-                <w:sz w:val="21"/>
-              </w:rPr>
+              <w:t>メール受け付け後、アカウントフォルダの作成を最大30秒待ちます。この実行で設定したメール用作業フォルダを最優先し、共有／クラスタ設定、64bit設定の順に確認します。ローカルテストメールが成功した場合は、SMTP先進認証の実施有無にかかわらず、特定した受信フォルダを証跡に記録して表示します。</w:t>
             </w:r>
           </w:p>
         </w:tc>
@@ -6272,10 +6175,165 @@
       </w:pPr>
     </w:p>
     <w:p>
+      <w:r/>
+    </w:p>
+    <w:p>
+      <w:pPr>
+        <w:pStyle w:val="Heading2"/>
+      </w:pPr>
       <w:r>
-        <w:br w:type="page"/>
+        <w:t>4.4 SMTP先進認証</w:t>
       </w:r>
     </w:p>
+    <w:p>
+      <w:pPr/>
+      <w:r>
+        <w:t>EPostOAuthManager.exeをEasyWiz2.exeと同じフォルダへ配置した場合だけ、通常のSMTP疎通確認後にMicrosoft 365のSMTP先進認証を設定するか確認します。同梱されていない場合は、質問・警告・先進認証関連の証跡を表示せず、通常設定として終了します。</w:t>
+      </w:r>
+    </w:p>
+    <w:tbl>
+      <w:tblPr>
+        <w:tblStyle w:val="TableGrid"/>
+        <w:tblW w:type="auto" w:w="0"/>
+        <w:tblLook w:firstColumn="1" w:firstRow="1" w:lastColumn="0" w:lastRow="0" w:noHBand="0" w:noVBand="1" w:val="04A0"/>
+      </w:tblPr>
+      <w:tblGrid>
+        <w:gridCol w:w="4680"/>
+        <w:gridCol w:w="4680"/>
+      </w:tblGrid>
+      <w:tr>
+        <w:tc>
+          <w:tcPr>
+            <w:tcW w:type="dxa" w:w="4680"/>
+          </w:tcPr>
+          <w:p>
+            <w:r>
+              <w:t>手順</w:t>
+            </w:r>
+          </w:p>
+        </w:tc>
+        <w:tc>
+          <w:tcPr>
+            <w:tcW w:type="dxa" w:w="4680"/>
+          </w:tcPr>
+          <w:p>
+            <w:r>
+              <w:t>操作・動作</w:t>
+            </w:r>
+          </w:p>
+        </w:tc>
+      </w:tr>
+      <w:tr>
+        <w:tc>
+          <w:tcPr>
+            <w:tcW w:type="dxa" w:w="4680"/>
+          </w:tcPr>
+          <w:p>
+            <w:r>
+              <w:t>1. 事前準備</w:t>
+            </w:r>
+          </w:p>
+        </w:tc>
+        <w:tc>
+          <w:tcPr>
+            <w:tcW w:type="dxa" w:w="4680"/>
+          </w:tcPr>
+          <w:p>
+            <w:r>
+              <w:t>E-Post Account Managerでテストアカウントが登録されていることを確認します。パスワードが不明な場合は変更し、SMTP Auth User／Passwordへ入力できるようにします。</w:t>
+            </w:r>
+          </w:p>
+        </w:tc>
+      </w:tr>
+      <w:tr>
+        <w:tc>
+          <w:tcPr>
+            <w:tcW w:type="dxa" w:w="4680"/>
+          </w:tcPr>
+          <w:p>
+            <w:r>
+              <w:t>2. 起動</w:t>
+            </w:r>
+          </w:p>
+        </w:tc>
+        <w:tc>
+          <w:tcPr>
+            <w:tcW w:type="dxa" w:w="4680"/>
+          </w:tcPr>
+          <w:p>
+            <w:r>
+              <w:t>先進認証の確認で［はい］を選ぶとEPostOAuthManager.exeを起動します。EasyWiz2で設定したSMTP接続先、テストアカウント、送信元を追加画面へ引き継ぎます。</w:t>
+            </w:r>
+          </w:p>
+        </w:tc>
+      </w:tr>
+      <w:tr>
+        <w:tc>
+          <w:tcPr>
+            <w:tcW w:type="dxa" w:w="4680"/>
+          </w:tcPr>
+          <w:p>
+            <w:r>
+              <w:t>3. Microsoft認証</w:t>
+            </w:r>
+          </w:p>
+        </w:tc>
+        <w:tc>
+          <w:tcPr>
+            <w:tcW w:type="dxa" w:w="4680"/>
+          </w:tcPr>
+          <w:p>
+            <w:r>
+              <w:t>デバイスコードでMicrosoftへログインし、更新トークンを保存します。EasyWiz2はパスワードやトークン本文を保存しません。</w:t>
+            </w:r>
+          </w:p>
+        </w:tc>
+      </w:tr>
+      <w:tr>
+        <w:tc>
+          <w:tcPr>
+            <w:tcW w:type="dxa" w:w="4680"/>
+          </w:tcPr>
+          <w:p>
+            <w:r>
+              <w:t>4. 外部配送テスト</w:t>
+            </w:r>
+          </w:p>
+        </w:tc>
+        <w:tc>
+          <w:tcPr>
+            <w:tcW w:type="dxa" w:w="4680"/>
+          </w:tcPr>
+          <w:p>
+            <w:r>
+              <w:t>OAuth 2.0を使用して外部宛テストメールを送信します。成功後はEPostOAuthManagerが自動終了し、EasyWiz2へ戻ります。</w:t>
+            </w:r>
+          </w:p>
+        </w:tc>
+      </w:tr>
+      <w:tr>
+        <w:tc>
+          <w:tcPr>
+            <w:tcW w:type="dxa" w:w="4680"/>
+          </w:tcPr>
+          <w:p>
+            <w:r>
+              <w:t>5. ローカル保存先</w:t>
+            </w:r>
+          </w:p>
+        </w:tc>
+        <w:tc>
+          <w:tcPr>
+            <w:tcW w:type="dxa" w:w="4680"/>
+          </w:tcPr>
+          <w:p>
+            <w:r>
+              <w:t>先進認証の前に実行したローカル自己送受信が成功していれば、最後に登録済みテストアカウントの受信フォルダを表示します。</w:t>
+            </w:r>
+          </w:p>
+        </w:tc>
+      </w:tr>
+    </w:tbl>
     <w:p>
       <w:pPr>
         <w:pStyle w:val="Heading1"/>
@@ -6923,6 +6981,50 @@
           </w:p>
         </w:tc>
       </w:tr>
+      <w:tr>
+        <w:tc>
+          <w:tcPr>
+            <w:tcW w:type="dxa" w:w="2700"/>
+          </w:tcPr>
+          <w:p>
+            <w:r>
+              <w:t>SMTP先進認証の確認が表示されない</w:t>
+            </w:r>
+          </w:p>
+        </w:tc>
+        <w:tc>
+          <w:tcPr>
+            <w:tcW w:type="dxa" w:w="6660"/>
+          </w:tcPr>
+          <w:p>
+            <w:r>
+              <w:t>EasyWiz2.exeと同じフォルダにEPostOAuthManager.exeがあるか確認します。同梱されていない構成では、先進認証機能を使用しないものとして何も表示せず終了します。</w:t>
+            </w:r>
+          </w:p>
+        </w:tc>
+      </w:tr>
+      <w:tr>
+        <w:tc>
+          <w:tcPr>
+            <w:tcW w:type="dxa" w:w="2700"/>
+          </w:tcPr>
+          <w:p>
+            <w:r>
+              <w:t>テストメールの送信元が拒否される</w:t>
+            </w:r>
+          </w:p>
+        </w:tc>
+        <w:tc>
+          <w:tcPr>
+            <w:tcW w:type="dxa" w:w="6660"/>
+          </w:tcPr>
+          <w:p>
+            <w:r>
+              <w:t>登録済みテストアカウントをMAIL FROMに使用しています。空Return-Pathでは再試行しません。E-Post Account Managerでテストアカウントの登録状態とドメインを確認してください。</w:t>
+            </w:r>
+          </w:p>
+        </w:tc>
+      </w:tr>
     </w:tbl>
     <w:p>
       <w:pPr>
@@ -7230,6 +7332,28 @@
           </w:p>
         </w:tc>
       </w:tr>
+      <w:tr>
+        <w:tc>
+          <w:tcPr>
+            <w:tcW w:type="dxa" w:w="2700"/>
+          </w:tcPr>
+          <w:p>
+            <w:r>
+              <w:t>E-Post OAuth Manager</w:t>
+            </w:r>
+          </w:p>
+        </w:tc>
+        <w:tc>
+          <w:tcPr>
+            <w:tcW w:type="dxa" w:w="6660"/>
+          </w:tcPr>
+          <w:p>
+            <w:r>
+              <w:t>Microsoft 365へのデバイスコード認証、更新トークン保存、gateway.datのXOAUTH2設定、SMTP先進認証による外部配送テストに使用します。</w:t>
+            </w:r>
+          </w:p>
+        </w:tc>
+      </w:tr>
     </w:tbl>
     <w:p>
       <w:pPr>
@@ -7237,9 +7361,7 @@
       </w:pPr>
     </w:p>
     <w:p>
-      <w:r>
-        <w:br w:type="page"/>
-      </w:r>
+      <w:r/>
     </w:p>
     <w:p>
       <w:pPr>
@@ -7767,6 +7889,28 @@
                 <w:sz w:val="20"/>
               </w:rPr>
               <w:t>初期テスト用ドメイン・アカウントを必要に応じて変更し、パスワードを安全に管理している。</w:t>
+            </w:r>
+          </w:p>
+        </w:tc>
+      </w:tr>
+      <w:tr>
+        <w:tc>
+          <w:tcPr>
+            <w:tcW w:type="dxa" w:w="2700"/>
+          </w:tcPr>
+          <w:p>
+            <w:r>
+              <w:t>□ SMTP先進認証</w:t>
+            </w:r>
+          </w:p>
+        </w:tc>
+        <w:tc>
+          <w:tcPr>
+            <w:tcW w:type="dxa" w:w="6660"/>
+          </w:tcPr>
+          <w:p>
+            <w:r>
+              <w:t>使用する場合はEPostOAuthManager.exeがEasyWiz2.exeと同じフォルダにあり、外部配送テストが成功している。使用しない場合は同梱不要です。</w:t>
             </w:r>
           </w:p>
         </w:tc>
